--- a/giao_an_7.6_tiet_2.docx
+++ b/giao_an_7.6_tiet_2.docx
@@ -560,6 +560,30 @@
         <w:rPr>
           <w:b w:val="0"/>
         </w:rPr>
+        <w:t>Mục tiêu:</w:t>
+      </w:r>
+    </w:p>
+    <w:p>
+      <w:pPr>
+        <w:pStyle w:val="ListBullet"/>
+        <w:spacing w:after="60"/>
+      </w:pPr>
+      <w:r>
+        <w:rPr>
+          <w:b w:val="0"/>
+        </w:rPr>
+        <w:t>Giúp học sinh ôn tập kiến thức và chuẩn bị dụng cụ chế tạo Vòng quay giải tỏa cảm xúc.</w:t>
+      </w:r>
+    </w:p>
+    <w:p>
+      <w:pPr>
+        <w:pStyle w:val="ListBullet"/>
+        <w:spacing w:after="60"/>
+      </w:pPr>
+      <w:r>
+        <w:rPr>
+          <w:b w:val="0"/>
+        </w:rPr>
         <w:t>Giao nhiệm vụ:</w:t>
       </w:r>
     </w:p>
@@ -620,7 +644,7 @@
         <w:rPr>
           <w:b w:val="0"/>
         </w:rPr>
-        <w:t>Lắng nghe, nhận nhiệm vụ và chuẩn bị dụng cụ học tập của nhóm.</w:t>
+        <w:t>Lắng nghe, nhận nhiệm vụ và kiểm tra dụng cụ học tập của nhóm.</w:t>
       </w:r>
     </w:p>
     <w:p>
@@ -1011,6 +1035,30 @@
         <w:rPr>
           <w:b w:val="0"/>
         </w:rPr>
+        <w:t>Mục tiêu:</w:t>
+      </w:r>
+    </w:p>
+    <w:p>
+      <w:pPr>
+        <w:pStyle w:val="ListBullet"/>
+        <w:spacing w:after="60"/>
+      </w:pPr>
+      <w:r>
+        <w:rPr>
+          <w:b w:val="0"/>
+        </w:rPr>
+        <w:t>Giúp học sinh nhận diện các ca bệnh bốc đồng thường gặp trong môi trường học đường.</w:t>
+      </w:r>
+    </w:p>
+    <w:p>
+      <w:pPr>
+        <w:pStyle w:val="ListBullet"/>
+        <w:spacing w:after="60"/>
+      </w:pPr>
+      <w:r>
+        <w:rPr>
+          <w:b w:val="0"/>
+        </w:rPr>
         <w:t>Giao nhiệm vụ:</w:t>
       </w:r>
     </w:p>
@@ -1172,6 +1220,30 @@
         <w:rPr>
           <w:b w:val="0"/>
         </w:rPr>
+        <w:t>Mục tiêu:</w:t>
+      </w:r>
+    </w:p>
+    <w:p>
+      <w:pPr>
+        <w:pStyle w:val="ListBullet"/>
+        <w:spacing w:after="60"/>
+      </w:pPr>
+      <w:r>
+        <w:rPr>
+          <w:b w:val="0"/>
+        </w:rPr>
+        <w:t>Giúp học sinh dự đoán được những biến chứng hậu quả lâu dài của các hành vi rủi ro bộc đồng.</w:t>
+      </w:r>
+    </w:p>
+    <w:p>
+      <w:pPr>
+        <w:pStyle w:val="ListBullet"/>
+        <w:spacing w:after="60"/>
+      </w:pPr>
+      <w:r>
+        <w:rPr>
+          <w:b w:val="0"/>
+        </w:rPr>
         <w:t>Giao nhiệm vụ:</w:t>
       </w:r>
     </w:p>
@@ -1489,6 +1561,30 @@
         <w:rPr>
           <w:b w:val="0"/>
         </w:rPr>
+        <w:t>Mục tiêu:</w:t>
+      </w:r>
+    </w:p>
+    <w:p>
+      <w:pPr>
+        <w:pStyle w:val="ListBullet"/>
+        <w:spacing w:after="60"/>
+      </w:pPr>
+      <w:r>
+        <w:rPr>
+          <w:b w:val="0"/>
+        </w:rPr>
+        <w:t>Giúp học sinh cam kết thực thi sứ mệnh Đại sứ Sức khỏe Cộng đồng.</w:t>
+      </w:r>
+    </w:p>
+    <w:p>
+      <w:pPr>
+        <w:pStyle w:val="ListBullet"/>
+        <w:spacing w:after="60"/>
+      </w:pPr>
+      <w:r>
+        <w:rPr>
+          <w:b w:val="0"/>
+        </w:rPr>
         <w:t>Giao nhiệm vụ:</w:t>
       </w:r>
     </w:p>
@@ -1784,6 +1880,30 @@
         <w:rPr>
           <w:b w:val="0"/>
         </w:rPr>
+        <w:t>Mục tiêu:</w:t>
+      </w:r>
+    </w:p>
+    <w:p>
+      <w:pPr>
+        <w:pStyle w:val="ListBullet"/>
+        <w:spacing w:after="60"/>
+      </w:pPr>
+      <w:r>
+        <w:rPr>
+          <w:b w:val="0"/>
+        </w:rPr>
+        <w:t>Giúp học sinh điền chính xác thông tin triệu chứng và giải pháp điều hòa tương ứng lên 3 tầng vòng quay cảm xúc.</w:t>
+      </w:r>
+    </w:p>
+    <w:p>
+      <w:pPr>
+        <w:pStyle w:val="ListBullet"/>
+        <w:spacing w:after="60"/>
+      </w:pPr>
+      <w:r>
+        <w:rPr>
+          <w:b w:val="0"/>
+        </w:rPr>
         <w:t>Giao nhiệm vụ:</w:t>
       </w:r>
     </w:p>
@@ -2053,6 +2173,30 @@
         <w:rPr>
           <w:b w:val="0"/>
         </w:rPr>
+        <w:t>Mục tiêu:</w:t>
+      </w:r>
+    </w:p>
+    <w:p>
+      <w:pPr>
+        <w:pStyle w:val="ListBullet"/>
+        <w:spacing w:after="60"/>
+      </w:pPr>
+      <w:r>
+        <w:rPr>
+          <w:b w:val="0"/>
+        </w:rPr>
+        <w:t>Giúp học sinh lắp ráp hoàn thiện vòng quay cảm xúc và diễn tập sơ cứu ca bệnh học đường giả định.</w:t>
+      </w:r>
+    </w:p>
+    <w:p>
+      <w:pPr>
+        <w:pStyle w:val="ListBullet"/>
+        <w:spacing w:after="60"/>
+      </w:pPr>
+      <w:r>
+        <w:rPr>
+          <w:b w:val="0"/>
+        </w:rPr>
         <w:t>Giao nhiệm vụ:</w:t>
       </w:r>
     </w:p>
@@ -2077,7 +2221,7 @@
         <w:rPr>
           <w:b w:val="0"/>
         </w:rPr>
-        <w:t>Trình chiếu Slide 11, yêu cầu các nhóm hoàn thành cắt ráp vòng quay bằng ghim cánh phượng.</w:t>
+        <w:t>Trình chiếu Slide 11, yêu cầu các nhóm hoàn thành Bước 4 (cắt ráp vòng quay bằng ghim cánh phượng).</w:t>
       </w:r>
     </w:p>
     <w:p>
@@ -2540,6 +2684,30 @@
         <w:rPr>
           <w:b w:val="0"/>
         </w:rPr>
+        <w:t>Mục tiêu:</w:t>
+      </w:r>
+    </w:p>
+    <w:p>
+      <w:pPr>
+        <w:pStyle w:val="ListBullet"/>
+        <w:spacing w:after="60"/>
+      </w:pPr>
+      <w:r>
+        <w:rPr>
+          <w:b w:val="0"/>
+        </w:rPr>
+        <w:t>Giúp học sinh tự phản tư và tự đánh giá bài học kinh nghiệm thu hoạch được sau chiến dịch cộng đồng.</w:t>
+      </w:r>
+    </w:p>
+    <w:p>
+      <w:pPr>
+        <w:pStyle w:val="ListBullet"/>
+        <w:spacing w:after="60"/>
+      </w:pPr>
+      <w:r>
+        <w:rPr>
+          <w:b w:val="0"/>
+        </w:rPr>
         <w:t>Giao nhiệm vụ:</w:t>
       </w:r>
     </w:p>
@@ -2726,6 +2894,30 @@
           <w:sz w:val="24"/>
         </w:rPr>
         <w:t>* Giai đoạn 8: Cam kết hành động &amp; Vinh danh</w:t>
+      </w:r>
+    </w:p>
+    <w:p>
+      <w:pPr>
+        <w:pStyle w:val="ListBullet"/>
+        <w:spacing w:after="60"/>
+      </w:pPr>
+      <w:r>
+        <w:rPr>
+          <w:b w:val="0"/>
+        </w:rPr>
+        <w:t>Mục tiêu:</w:t>
+      </w:r>
+    </w:p>
+    <w:p>
+      <w:pPr>
+        <w:pStyle w:val="ListBullet"/>
+        <w:spacing w:after="60"/>
+      </w:pPr>
+      <w:r>
+        <w:rPr>
+          <w:b w:val="0"/>
+        </w:rPr>
+        <w:t>Giúp học sinh cam kết lan tỏa thói quen sơ cứu cảm xúc và vinh danh những nỗ lực y đức.</w:t>
       </w:r>
     </w:p>
     <w:p>

--- a/giao_an_7.6_tiet_2.docx
+++ b/giao_an_7.6_tiet_2.docx
@@ -99,19 +99,20 @@
     </w:p>
     <w:p>
       <w:pPr>
-        <w:spacing w:after="120"/>
-      </w:pPr>
-    </w:p>
-    <w:p>
-      <w:pPr>
-        <w:pStyle w:val="Heading4"/>
-        <w:spacing w:before="120" w:after="80"/>
-      </w:pPr>
+        <w:pStyle w:val="ListBullet"/>
+        <w:spacing w:after="60"/>
+      </w:pPr>
+      <w:r>
+        <w:rPr>
+          <w:b/>
+        </w:rPr>
+        <w:t>Giáo viên chuẩn bị:</w:t>
+      </w:r>
       <w:r>
         <w:rPr>
           <w:b w:val="0"/>
         </w:rPr>
-        <w:t>1. Giáo viên chuẩn bị:</w:t>
+        <w:t xml:space="preserve"> Máy tính, thiết bị chạy slide `tiet2.html` (có âm thanh báo động còi hú); phiếu bài tập kết nối hành vi - hậu quả; phôi in vòng quay giấy 3 tầng cứng khổ A4; ghim cánh phượng liên kết trục quay; phiếu phản tư mẫu.</w:t>
       </w:r>
     </w:p>
     <w:p>
@@ -123,264 +124,13 @@
         <w:rPr>
           <w:b/>
         </w:rPr>
-        <w:t>Thiết bị điện tử:</w:t>
+        <w:t>Học sinh chuẩn bị:</w:t>
       </w:r>
-    </w:p>
-    <w:p>
-      <w:pPr>
-        <w:pStyle w:val="ListBullet"/>
-        <w:spacing w:after="60"/>
-      </w:pPr>
       <w:r>
         <w:rPr>
           <w:b w:val="0"/>
         </w:rPr>
-        <w:t>Máy tính cá nhân kết nối loa âm thanh của lớp học.</w:t>
-      </w:r>
-    </w:p>
-    <w:p>
-      <w:pPr>
-        <w:pStyle w:val="ListBullet"/>
-        <w:spacing w:after="60"/>
-      </w:pPr>
-      <w:r>
-        <w:rPr>
-          <w:b w:val="0"/>
-        </w:rPr>
-        <w:t>Máy chiếu hoặc thiết bị chạy mượt mà tệp slide tương tác `tiet2.html` (chứa âm thanh còi cứu thương cảnh báo khẩn cấp và hiệu ứng đường vẽ nối SVG kết nối hành vi và hậu quả).</w:t>
-      </w:r>
-    </w:p>
-    <w:p>
-      <w:pPr>
-        <w:pStyle w:val="ListBullet"/>
-        <w:spacing w:after="60"/>
-      </w:pPr>
-      <w:r>
-        <w:rPr>
-          <w:b/>
-        </w:rPr>
-        <w:t>Học liệu in ấn:</w:t>
-      </w:r>
-    </w:p>
-    <w:p>
-      <w:pPr>
-        <w:pStyle w:val="ListBullet"/>
-        <w:spacing w:after="60"/>
-      </w:pPr>
-      <w:r>
-        <w:rPr>
-          <w:b w:val="0"/>
-        </w:rPr>
-        <w:t>Phiếu bài tập giấy ghép nối hành vi và hậu quả biến chứng (cho từng nhóm kíp trực).</w:t>
-      </w:r>
-    </w:p>
-    <w:p>
-      <w:pPr>
-        <w:pStyle w:val="ListBullet"/>
-        <w:spacing w:after="60"/>
-      </w:pPr>
-      <w:r>
-        <w:rPr>
-          <w:b w:val="0"/>
-        </w:rPr>
-        <w:t>Phiếu phản tư cá nhân mẫu "Nhật ký bác sĩ cộng đồng" (tương ứng số lượng học sinh).</w:t>
-      </w:r>
-    </w:p>
-    <w:p>
-      <w:pPr>
-        <w:pStyle w:val="ListBullet"/>
-        <w:spacing w:after="60"/>
-      </w:pPr>
-      <w:r>
-        <w:rPr>
-          <w:b w:val="0"/>
-        </w:rPr>
-        <w:t>Mẫu phôi in Giấy chứng nhận "Đại sứ Sức khỏe Cộng đồng" của Bệnh viện Cảm xúc Nova Hospital.</w:t>
-      </w:r>
-    </w:p>
-    <w:p>
-      <w:pPr>
-        <w:pStyle w:val="ListBullet"/>
-        <w:spacing w:after="60"/>
-      </w:pPr>
-      <w:r>
-        <w:rPr>
-          <w:b/>
-        </w:rPr>
-        <w:t>Nguyên liệu phôi Vòng quay giải tỏa cảm xúc (chuẩn bị số bộ tương ứng số nhóm học sinh):</w:t>
-      </w:r>
-    </w:p>
-    <w:p>
-      <w:pPr>
-        <w:pStyle w:val="ListBullet"/>
-        <w:spacing w:after="60"/>
-      </w:pPr>
-      <w:r>
-        <w:rPr>
-          <w:b w:val="0"/>
-        </w:rPr>
-        <w:t>Phôi in mẫu 3 tầng vòng tròn đồng tâm bằng giấy bìa cứng khổ A4 (giấy trắng định lượng từ 180gsm trở lên):</w:t>
-      </w:r>
-    </w:p>
-    <w:p>
-      <w:pPr>
-        <w:pStyle w:val="ListBullet"/>
-        <w:spacing w:after="60"/>
-      </w:pPr>
-      <w:r>
-        <w:rPr>
-          <w:b w:val="0"/>
-        </w:rPr>
-        <w:t>Tầng 1 (Vòng tròn lớn ngoài cùng): Phân chia vùng điền giải pháp điều hòa cảm xúc.</w:t>
-      </w:r>
-    </w:p>
-    <w:p>
-      <w:pPr>
-        <w:pStyle w:val="ListBullet"/>
-        <w:spacing w:after="60"/>
-      </w:pPr>
-      <w:r>
-        <w:rPr>
-          <w:b w:val="0"/>
-        </w:rPr>
-        <w:t>Tầng 2 (Vòng tròn trung thế): Phân chia vùng điền biểu hiện vật lý cơ thể tương ứng.</w:t>
-      </w:r>
-    </w:p>
-    <w:p>
-      <w:pPr>
-        <w:pStyle w:val="ListBullet"/>
-        <w:spacing w:after="60"/>
-      </w:pPr>
-      <w:r>
-        <w:rPr>
-          <w:b w:val="0"/>
-        </w:rPr>
-        <w:t>Tầng 3 (Vòng tròn nhỏ trong cùng): Phân chia vùng tô màu đại diện 4 cảm xúc mạnh.</w:t>
-      </w:r>
-    </w:p>
-    <w:p>
-      <w:pPr>
-        <w:pStyle w:val="ListBullet"/>
-        <w:spacing w:after="60"/>
-      </w:pPr>
-      <w:r>
-        <w:rPr>
-          <w:b/>
-        </w:rPr>
-        <w:t>Dụng cụ lắp ráp:</w:t>
-      </w:r>
-    </w:p>
-    <w:p>
-      <w:pPr>
-        <w:pStyle w:val="ListBullet"/>
-        <w:spacing w:after="60"/>
-      </w:pPr>
-      <w:r>
-        <w:rPr>
-          <w:b w:val="0"/>
-        </w:rPr>
-        <w:t>Ghim cánh phượng nhựa hoặc ghim cánh phượng kim loại, đinh cúc bấm trục xoay dùng để liên kết tâm các vòng tròn giúp xoay độc lập (mỗi nhóm 01 chiếc).</w:t>
-      </w:r>
-    </w:p>
-    <w:p>
-      <w:pPr>
-        <w:pStyle w:val="ListBullet"/>
-        <w:spacing w:after="60"/>
-      </w:pPr>
-      <w:r>
-        <w:rPr>
-          <w:b w:val="0"/>
-        </w:rPr>
-        <w:t>Kéo thủ công giáo viên chuẩn bị dự phòng thêm (2-3 chiếc).</w:t>
-      </w:r>
-    </w:p>
-    <w:p>
-      <w:pPr>
-        <w:spacing w:after="120"/>
-      </w:pPr>
-    </w:p>
-    <w:p>
-      <w:pPr>
-        <w:pStyle w:val="Heading4"/>
-        <w:spacing w:before="120" w:after="80"/>
-      </w:pPr>
-      <w:r>
-        <w:rPr>
-          <w:b w:val="0"/>
-        </w:rPr>
-        <w:t>2. Học sinh chuẩn bị (mỗi học sinh hoặc mỗi nhóm):</w:t>
-      </w:r>
-    </w:p>
-    <w:p>
-      <w:pPr>
-        <w:pStyle w:val="ListBullet"/>
-        <w:spacing w:after="60"/>
-      </w:pPr>
-      <w:r>
-        <w:rPr>
-          <w:b/>
-        </w:rPr>
-        <w:t>Học cụ chế tạo:</w:t>
-      </w:r>
-    </w:p>
-    <w:p>
-      <w:pPr>
-        <w:pStyle w:val="ListBullet"/>
-        <w:spacing w:after="60"/>
-      </w:pPr>
-      <w:r>
-        <w:rPr>
-          <w:b w:val="0"/>
-        </w:rPr>
-        <w:t>Kéo thủ công cắt giấy.</w:t>
-      </w:r>
-    </w:p>
-    <w:p>
-      <w:pPr>
-        <w:pStyle w:val="ListBullet"/>
-        <w:spacing w:after="60"/>
-      </w:pPr>
-      <w:r>
-        <w:rPr>
-          <w:b w:val="0"/>
-        </w:rPr>
-        <w:t>Keo dán giấy (keo khô/keo nước) hoặc băng dính hai mặt.</w:t>
-      </w:r>
-    </w:p>
-    <w:p>
-      <w:pPr>
-        <w:pStyle w:val="ListBullet"/>
-        <w:spacing w:after="60"/>
-      </w:pPr>
-      <w:r>
-        <w:rPr>
-          <w:b w:val="0"/>
-        </w:rPr>
-        <w:t>Hộp bút màu tô (màu sáp, màu chì hoặc màu dạ) dùng để tô màu nhận diện phân vùng 4 cảm xúc trên vòng quay.</w:t>
-      </w:r>
-    </w:p>
-    <w:p>
-      <w:pPr>
-        <w:pStyle w:val="ListBullet"/>
-        <w:spacing w:after="60"/>
-      </w:pPr>
-      <w:r>
-        <w:rPr>
-          <w:b/>
-        </w:rPr>
-        <w:t>Học cụ viết vẽ:</w:t>
-      </w:r>
-    </w:p>
-    <w:p>
-      <w:pPr>
-        <w:pStyle w:val="ListBullet"/>
-        <w:spacing w:after="60"/>
-      </w:pPr>
-      <w:r>
-        <w:rPr>
-          <w:b w:val="0"/>
-        </w:rPr>
-        <w:t>Bút viết cá nhân (bút bi, bút chì) để ghi chép thông tin y khoa và giải pháp sơ cứu lên các tầng của vòng quay cảm xúc giấy.</w:t>
+        <w:t xml:space="preserve"> Kéo thủ công, keo dán giấy, hộp bút màu tô, bút viết.</w:t>
       </w:r>
     </w:p>
     <w:p>
@@ -450,19 +200,7 @@
         <w:rPr>
           <w:b w:val="0"/>
         </w:rPr>
-        <w:t>Giúp học sinh tái nhập vai "Bác sĩ Cộng đồng" trong bối cảnh chiến dịch y tế trường học.</w:t>
-      </w:r>
-    </w:p>
-    <w:p>
-      <w:pPr>
-        <w:pStyle w:val="ListBullet"/>
-        <w:spacing w:after="60"/>
-      </w:pPr>
-      <w:r>
-        <w:rPr>
-          <w:b w:val="0"/>
-        </w:rPr>
-        <w:t>Ôn tập nguyên lý "Tạm dừng" cảm xúc và phác đồ 5 bước đã học ở Tiết 1.</w:t>
+        <w:t>Ôn tập nguyên lý "Tạm dừng" Tiết 1 và chuẩn bị dụng cụ chế tạo sản phẩm.</w:t>
       </w:r>
     </w:p>
     <w:p>
@@ -485,7 +223,7 @@
         <w:rPr>
           <w:b w:val="0"/>
         </w:rPr>
-        <w:t>Học sinh ôn tập kiến thức và sắp xếp chuẩn bị dụng cụ.</w:t>
+        <w:t>Kiểm tra dụng cụ nhóm và củng cố kiến thức phác đồ điều hòa cảm xúc 5 bước.</w:t>
       </w:r>
     </w:p>
     <w:p>
@@ -508,19 +246,7 @@
         <w:rPr>
           <w:b w:val="0"/>
         </w:rPr>
-        <w:t>Dụng cụ làm vòng quay cảm xúc được sắp xếp sẵn sàng trên bàn nhóm.</w:t>
-      </w:r>
-    </w:p>
-    <w:p>
-      <w:pPr>
-        <w:pStyle w:val="ListBullet"/>
-        <w:spacing w:after="60"/>
-      </w:pPr>
-      <w:r>
-        <w:rPr>
-          <w:b w:val="0"/>
-        </w:rPr>
-        <w:t>Kiến thức phác đồ 5 bước cũ được củng cố.</w:t>
+        <w:t>Dụng cụ chế tạo sẵn sàng trên bàn nhóm.</w:t>
       </w:r>
     </w:p>
     <w:p>
@@ -572,7 +298,7 @@
         <w:rPr>
           <w:b w:val="0"/>
         </w:rPr>
-        <w:t>Giúp học sinh ôn tập kiến thức và chuẩn bị dụng cụ chế tạo Vòng quay giải tỏa cảm xúc.</w:t>
+        <w:t>Ôn tập kiến thức cũ và chuẩn bị dụng cụ chế tạo Vòng quay giải tỏa cảm xúc.</w:t>
       </w:r>
     </w:p>
     <w:p>
@@ -608,19 +334,7 @@
         <w:rPr>
           <w:b w:val="0"/>
         </w:rPr>
-        <w:t>Bật slide bìa Tiết 2, giới thiệu bối cảnh chiến dịch y tế học đường.</w:t>
-      </w:r>
-    </w:p>
-    <w:p>
-      <w:pPr>
-        <w:pStyle w:val="ListBullet"/>
-        <w:spacing w:after="60"/>
-      </w:pPr>
-      <w:r>
-        <w:rPr>
-          <w:b w:val="0"/>
-        </w:rPr>
-        <w:t>Yêu cầu các nhóm trưởng kiểm tra dụng cụ và ôn lại nguyên tắc "Tạm dừng" đã học ở Tiết 1.</w:t>
+        <w:t>Bật slide bìa, giới thiệu bối cảnh chiến dịch; yêu cầu kiểm tra dụng cụ và ôn lại nguyên lý Tạm dừng.</w:t>
       </w:r>
     </w:p>
     <w:p>
@@ -644,7 +358,7 @@
         <w:rPr>
           <w:b w:val="0"/>
         </w:rPr>
-        <w:t>Lắng nghe, nhận nhiệm vụ và kiểm tra dụng cụ học tập của nhóm.</w:t>
+        <w:t>Lắng nghe và chuẩn bị dụng cụ nhóm.</w:t>
       </w:r>
     </w:p>
     <w:p>
@@ -680,7 +394,7 @@
         <w:rPr>
           <w:b w:val="0"/>
         </w:rPr>
-        <w:t>Quan sát quá trình kiểm tra dụng cụ của học sinh.</w:t>
+        <w:t>Kiểm tra tính đầy đủ dụng cụ dán cắt của các nhóm.</w:t>
       </w:r>
     </w:p>
     <w:p>
@@ -704,7 +418,7 @@
         <w:rPr>
           <w:b w:val="0"/>
         </w:rPr>
-        <w:t>Nhóm trưởng kiểm tra đầy đủ dụng cụ cắt dán và báo cáo tình trạng.</w:t>
+        <w:t>Nhóm trưởng kiểm tra và báo cáo tình trạng đầy đủ dụng cụ.</w:t>
       </w:r>
     </w:p>
     <w:p>
@@ -740,7 +454,7 @@
         <w:rPr>
           <w:b w:val="0"/>
         </w:rPr>
-        <w:t>Yêu cầu một học sinh nhắc lại phác đồ 5 bước điều hòa cảm xúc đã học ở Tiết 1.</w:t>
+        <w:t>Yêu cầu một học sinh nhắc lại phác đồ 5 bước điều hòa cảm xúc.</w:t>
       </w:r>
     </w:p>
     <w:p>
@@ -764,7 +478,7 @@
         <w:rPr>
           <w:b w:val="0"/>
         </w:rPr>
-        <w:t>Phát biểu nhanh nội dung phác đồ 5 bước trước lớp.</w:t>
+        <w:t>Phát biểu nhanh phác đồ 5 bước trước lớp.</w:t>
       </w:r>
     </w:p>
     <w:p>
@@ -800,7 +514,7 @@
         <w:rPr>
           <w:b w:val="0"/>
         </w:rPr>
-        <w:t>Nhận xét và tuyên bố khởi động giai đoạn tiếp theo của chiến dịch.</w:t>
+        <w:t>Nhận xét và chốt nhiệm vụ khởi động xưởng sản xuất sản phẩm.</w:t>
       </w:r>
     </w:p>
     <w:p>
@@ -824,7 +538,7 @@
         <w:rPr>
           <w:b w:val="0"/>
         </w:rPr>
-        <w:t>Ghi nhớ nhiệm vụ và sẵn sàng vào hoạt động mới.</w:t>
+        <w:t>Sẵn sàng tham gia hoạt động chế tạo.</w:t>
       </w:r>
     </w:p>
     <w:p>
@@ -877,31 +591,7 @@
         <w:rPr>
           <w:b w:val="0"/>
         </w:rPr>
-        <w:t>Nhận biết các hành vi bộc đồng rủi ro thường gặp trong học đường khi học sinh gặp cảm xúc mạnh.</w:t>
-      </w:r>
-    </w:p>
-    <w:p>
-      <w:pPr>
-        <w:pStyle w:val="ListBullet"/>
-        <w:spacing w:after="60"/>
-      </w:pPr>
-      <w:r>
-        <w:rPr>
-          <w:b w:val="0"/>
-        </w:rPr>
-        <w:t>Phân tích được các hậu quả lâu dài (sau 1 tuần, 1 tháng, 1 năm) của hành vi sai lầm đối với bản thân và người xung quanh.</w:t>
-      </w:r>
-    </w:p>
-    <w:p>
-      <w:pPr>
-        <w:pStyle w:val="ListBullet"/>
-        <w:spacing w:after="60"/>
-      </w:pPr>
-      <w:r>
-        <w:rPr>
-          <w:b w:val="0"/>
-        </w:rPr>
-        <w:t>Cam kết tham gia phê duyệt chiến dịch sơ cứu cộng đồng.</w:t>
+        <w:t>Nhận biết các biểu hiện bộc đồng rủi ro thường gặp và phân tích hậu quả lâu dài (1 tuần, 1 tháng, 1 năm).</w:t>
       </w:r>
     </w:p>
     <w:p>
@@ -924,31 +614,7 @@
         <w:rPr>
           <w:b w:val="0"/>
         </w:rPr>
-        <w:t>Học sinh phát hiện thực trạng bão cảm xúc học đường.</w:t>
-      </w:r>
-    </w:p>
-    <w:p>
-      <w:pPr>
-        <w:pStyle w:val="ListBullet"/>
-        <w:spacing w:after="60"/>
-      </w:pPr>
-      <w:r>
-        <w:rPr>
-          <w:b w:val="0"/>
-        </w:rPr>
-        <w:t>Học sinh chơi game nối SVG ghép cặp hành vi bốc đồng với hậu quả lâu dài (1 tuần, 1 tháng, 1 năm).</w:t>
-      </w:r>
-    </w:p>
-    <w:p>
-      <w:pPr>
-        <w:pStyle w:val="ListBullet"/>
-        <w:spacing w:after="60"/>
-      </w:pPr>
-      <w:r>
-        <w:rPr>
-          <w:b w:val="0"/>
-        </w:rPr>
-        <w:t>Học sinh thực hiện ký cam kết phê duyệt chiến dịch sơ cứu cộng đồng.</w:t>
+        <w:t>Khảo sát biểu hiện bộc đồng và chơi game nối SVG ghép cặp hành vi - hậu quả lâu dài.</w:t>
       </w:r>
     </w:p>
     <w:p>
@@ -972,30 +638,6 @@
           <w:b w:val="0"/>
         </w:rPr>
         <w:t>Bảng ghép nối SVG hành vi - hậu quả hoàn thành chính xác.</w:t>
-      </w:r>
-    </w:p>
-    <w:p>
-      <w:pPr>
-        <w:pStyle w:val="ListBullet"/>
-        <w:spacing w:after="60"/>
-      </w:pPr>
-      <w:r>
-        <w:rPr>
-          <w:b w:val="0"/>
-        </w:rPr>
-        <w:t>Sự nhận thức được hậu quả của hành vi bộc đồng sai lầm.</w:t>
-      </w:r>
-    </w:p>
-    <w:p>
-      <w:pPr>
-        <w:pStyle w:val="ListBullet"/>
-        <w:spacing w:after="60"/>
-      </w:pPr>
-      <w:r>
-        <w:rPr>
-          <w:b w:val="0"/>
-        </w:rPr>
-        <w:t>Con dấu cam kết phê duyệt chiến dịch được kích hoạt thành công trên slide.</w:t>
       </w:r>
     </w:p>
     <w:p>
@@ -1047,7 +689,7 @@
         <w:rPr>
           <w:b w:val="0"/>
         </w:rPr>
-        <w:t>Giúp học sinh nhận diện các ca bệnh bốc đồng thường gặp trong môi trường học đường.</w:t>
+        <w:t>Nhận diện các ca bệnh bốc đồng thường gặp tại trường.</w:t>
       </w:r>
     </w:p>
     <w:p>
@@ -1083,19 +725,7 @@
         <w:rPr>
           <w:b w:val="0"/>
         </w:rPr>
-        <w:t>Trình chiếu Slide 3, phát âm thanh báo động còi hú khẩn cấp thông báo "Bão cảm xúc đang tấn công toàn trường".</w:t>
-      </w:r>
-    </w:p>
-    <w:p>
-      <w:pPr>
-        <w:pStyle w:val="ListBullet"/>
-        <w:spacing w:after="60"/>
-      </w:pPr>
-      <w:r>
-        <w:rPr>
-          <w:b w:val="0"/>
-        </w:rPr>
-        <w:t>Yêu cầu học sinh nhận diện các ca bệnh bốc đồng thường gặp.</w:t>
+        <w:t>Trình chiếu Slide 3, phát còi cứu thương báo động; yêu cầu học sinh nhận diện ca bệnh bốc đồng.</w:t>
       </w:r>
     </w:p>
     <w:p>
@@ -1119,19 +749,7 @@
         <w:rPr>
           <w:b w:val="0"/>
         </w:rPr>
-        <w:t>Quan sát các biểu hiện của ca bệnh học đường trên thiết bị.</w:t>
-      </w:r>
-    </w:p>
-    <w:p>
-      <w:pPr>
-        <w:pStyle w:val="ListBullet"/>
-        <w:spacing w:after="60"/>
-      </w:pPr>
-      <w:r>
-        <w:rPr>
-          <w:b w:val="0"/>
-        </w:rPr>
-        <w:t>Tiếp nhận nhiệm vụ chẩn đoán ban đầu.</w:t>
+        <w:t>Quan sát hình ảnh biểu hiện ca bệnh trên thiết bị.</w:t>
       </w:r>
     </w:p>
     <w:p>
@@ -1167,7 +785,7 @@
         <w:rPr>
           <w:b w:val="0"/>
         </w:rPr>
-        <w:t>Quan sát quá trình phát hiện ca bệnh của học sinh.</w:t>
+        <w:t>Theo dõi quá trình thảo luận chẩn đoán ban đầu.</w:t>
       </w:r>
     </w:p>
     <w:p>
@@ -1191,7 +809,7 @@
         <w:rPr>
           <w:b w:val="0"/>
         </w:rPr>
-        <w:t>Theo dõi các hình ảnh ca bệnh trên bảng tương tác và thảo luận nhanh về biểu hiện của nhân vật.</w:t>
+        <w:t>Thảo luận nhanh về biểu hiện bộc đồng của nhân vật.</w:t>
       </w:r>
     </w:p>
     <w:p>
@@ -1232,7 +850,7 @@
         <w:rPr>
           <w:b w:val="0"/>
         </w:rPr>
-        <w:t>Giúp học sinh dự đoán được những biến chứng hậu quả lâu dài của các hành vi rủi ro bộc đồng.</w:t>
+        <w:t>Dự đoán hậu quả lâu dài của các hành vi rủi ro bộc đồng.</w:t>
       </w:r>
     </w:p>
     <w:p>
@@ -1268,7 +886,7 @@
         <w:rPr>
           <w:b w:val="0"/>
         </w:rPr>
-        <w:t>Trình chiếu Slide 4, yêu cầu học sinh thảo luận theo nhóm để nối các hành vi bộc đồng sai lầm với hậu quả biến chứng tương ứng.</w:t>
+        <w:t>Trình chiếu Slide 4, yêu cầu nhóm nối hành vi bộc đồng với hậu quả lâu dài (1 tuần, 1 tháng, 1 năm).</w:t>
       </w:r>
     </w:p>
     <w:p>
@@ -1292,7 +910,7 @@
         <w:rPr>
           <w:b w:val="0"/>
         </w:rPr>
-        <w:t>Tiếp nhận yêu cầu trò chơi nối SVG của giáo viên.</w:t>
+        <w:t>Tiếp nhận nhiệm vụ ghép nối hành vi - hậu quả.</w:t>
       </w:r>
     </w:p>
     <w:p>
@@ -1328,7 +946,7 @@
         <w:rPr>
           <w:b w:val="0"/>
         </w:rPr>
-        <w:t>Định hướng học sinh phân tích tác hại lâu dài của bạo lực học đường và tự cô lập bản thân đối với kết quả học tập và các mối quan hệ xã hội.</w:t>
+        <w:t>Định hướng phân tích tác hại của bạo lực ngôn từ và tự cô lập.</w:t>
       </w:r>
     </w:p>
     <w:p>
@@ -1352,7 +970,7 @@
         <w:rPr>
           <w:b w:val="0"/>
         </w:rPr>
-        <w:t>Lắng nghe định hướng hậu quả lâu dài của các hành vi rủi ro.</w:t>
+        <w:t>Lắng nghe định hướng hậu quả dài hạn.</w:t>
       </w:r>
     </w:p>
     <w:p>
@@ -1388,7 +1006,7 @@
         <w:rPr>
           <w:b w:val="0"/>
         </w:rPr>
-        <w:t>Theo dõi hoạt động tương tác nối thẻ của học sinh trên thiết bị.</w:t>
+        <w:t>Theo dõi kíp trực nối các thẻ hành vi - hậu quả trên thiết bị.</w:t>
       </w:r>
     </w:p>
     <w:p>
@@ -1412,7 +1030,7 @@
         <w:rPr>
           <w:b w:val="0"/>
         </w:rPr>
-        <w:t>Thảo luận kíp trực, chạm nối các thẻ hành vi sai lầm với các hậu quả tương ứng trên thiết bị để hiển thị đường vẽ SVG động.</w:t>
+        <w:t>Thảo luận và chạm nối để tạo đường vẽ SVG động trên thiết bị.</w:t>
       </w:r>
     </w:p>
     <w:p>
@@ -1448,7 +1066,7 @@
         <w:rPr>
           <w:b w:val="0"/>
         </w:rPr>
-        <w:t>Yêu cầu học sinh báo cáo kết quả và tự nhận xét sản phẩm nối ghép trên thiết bị.</w:t>
+        <w:t>Yêu cầu nhận xét kết quả nối ghép trên thiết bị.</w:t>
       </w:r>
     </w:p>
     <w:p>
@@ -1472,7 +1090,7 @@
         <w:rPr>
           <w:b w:val="0"/>
         </w:rPr>
-        <w:t>Nhóm trình bày ngắn gọn lập luận ghép cặp hành vi - hậu quả; tự đối chiếu phương án ghép nối chuẩn.</w:t>
+        <w:t>Đối chiếu phương án ghép nối chuẩn.</w:t>
       </w:r>
     </w:p>
     <w:p>
@@ -1508,7 +1126,7 @@
         <w:rPr>
           <w:b w:val="0"/>
         </w:rPr>
-        <w:t>Kết luận: Việc phản ứng theo bản năng khi gặp cảm xúc mạnh sẽ để lại hậu quả dài hạn nghiêm trọng cho bản thân và tập thể lớp.</w:t>
+        <w:t>Khẳng định hành vi bộc đồng để lại biến chứng tâm lý lâu dài.</w:t>
       </w:r>
     </w:p>
     <w:p>
@@ -1532,7 +1150,7 @@
         <w:rPr>
           <w:b w:val="0"/>
         </w:rPr>
-        <w:t>Ghi nhận tác hại của hành vi bộc đồng vào phiếu học tập.</w:t>
+        <w:t>Ghi nhận hậu quả hành vi rủi ro.</w:t>
       </w:r>
     </w:p>
     <w:p>
@@ -1573,7 +1191,7 @@
         <w:rPr>
           <w:b w:val="0"/>
         </w:rPr>
-        <w:t>Giúp học sinh cam kết thực thi sứ mệnh Đại sứ Sức khỏe Cộng đồng.</w:t>
+        <w:t>Cam kết thực thi nhiệm vụ chế tạo cẩm nang sơ cứu cộng đồng.</w:t>
       </w:r>
     </w:p>
     <w:p>
@@ -1609,7 +1227,7 @@
         <w:rPr>
           <w:b w:val="0"/>
         </w:rPr>
-        <w:t>Trình chiếu Slide 5, yêu cầu các nhóm đọc to cam kết y đức và nhấn nút phê duyệt để khởi động xưởng sản xuất.</w:t>
+        <w:t>Trình chiếu Slide 5, yêu cầu các nhóm đọc to cam kết y đức và nhấn phê duyệt.</w:t>
       </w:r>
     </w:p>
     <w:p>
@@ -1633,7 +1251,7 @@
         <w:rPr>
           <w:b w:val="0"/>
         </w:rPr>
-        <w:t>Tiếp nhận yêu cầu cam kết.</w:t>
+        <w:t>Đọc cam kết trên thiết bị.</w:t>
       </w:r>
     </w:p>
     <w:p>
@@ -1669,7 +1287,7 @@
         <w:rPr>
           <w:b w:val="0"/>
         </w:rPr>
-        <w:t>Quan sát quá trình tương tác của học sinh.</w:t>
+        <w:t>Quan sát học sinh phê duyệt cam kết.</w:t>
       </w:r>
     </w:p>
     <w:p>
@@ -1693,7 +1311,7 @@
         <w:rPr>
           <w:b w:val="0"/>
         </w:rPr>
-        <w:t>Đồng thanh đọc to cam kết, tích chọn cam kết và nhấn nút phê duyệt trên thiết bị.</w:t>
+        <w:t>Tích chọn và nhấn nút phê duyệt trên thiết bị.</w:t>
       </w:r>
     </w:p>
     <w:p>
@@ -1746,19 +1364,7 @@
         <w:rPr>
           <w:b w:val="0"/>
         </w:rPr>
-        <w:t>Thiết kế và chế tạo thành công mô hình giấy Vòng quay giải tỏa cảm xúc 3 tầng xoay trơn tru, ghi thông tin chính xác.</w:t>
-      </w:r>
-    </w:p>
-    <w:p>
-      <w:pPr>
-        <w:pStyle w:val="ListBullet"/>
-        <w:spacing w:after="60"/>
-      </w:pPr>
-      <w:r>
-        <w:rPr>
-          <w:b w:val="0"/>
-        </w:rPr>
-        <w:t>Thực hành xoay vòng quay chẩn đoán và đưa ra giải pháp điều hòa cảm xúc thích ứng theo tình huống thực tế.</w:t>
+        <w:t>Thiết kế, tô màu và lắp ráp mô hình giấy Vòng quay cảm xúc 3 tầng xoay trơn tru; thực hành diễn tập chẩn đoán sơ cứu.</w:t>
       </w:r>
     </w:p>
     <w:p>
@@ -1781,31 +1387,7 @@
         <w:rPr>
           <w:b w:val="0"/>
         </w:rPr>
-        <w:t>Học sinh viết thông tin và tô màu nhận diện 3 tầng của vòng quay cảm xúc giấy.</w:t>
-      </w:r>
-    </w:p>
-    <w:p>
-      <w:pPr>
-        <w:pStyle w:val="ListBullet"/>
-        <w:spacing w:after="60"/>
-      </w:pPr>
-      <w:r>
-        <w:rPr>
-          <w:b w:val="0"/>
-        </w:rPr>
-        <w:t>Học sinh cắt dán, lắp ráp mô hình giấy Vòng quay cảm xúc bằng ghim cánh phượng.</w:t>
-      </w:r>
-    </w:p>
-    <w:p>
-      <w:pPr>
-        <w:pStyle w:val="ListBullet"/>
-        <w:spacing w:after="60"/>
-      </w:pPr>
-      <w:r>
-        <w:rPr>
-          <w:b w:val="0"/>
-        </w:rPr>
-        <w:t>Học sinh diễn tập chẩn đoán ca bệnh học đường bằng sản phẩm vòng quay giấy vừa làm.</w:t>
+        <w:t>Tô màu, viết thông tin biểu hiện/giải pháp lên phôi giấy và lắp ráp bằng ghim cánh phượng; diễn tập đóng vai sơ cứu ca bệnh.</w:t>
       </w:r>
     </w:p>
     <w:p>
@@ -1828,19 +1410,7 @@
         <w:rPr>
           <w:b w:val="0"/>
         </w:rPr>
-        <w:t>Mô hình giấy Vòng quay giải tỏa cảm xúc 3 tầng hoàn chỉnh xoay trơn tru.</w:t>
-      </w:r>
-    </w:p>
-    <w:p>
-      <w:pPr>
-        <w:pStyle w:val="ListBullet"/>
-        <w:spacing w:after="60"/>
-      </w:pPr>
-      <w:r>
-        <w:rPr>
-          <w:b w:val="0"/>
-        </w:rPr>
-        <w:t>Thông tin biểu hiện sinh lý và giải pháp điều hòa tương ứng được trình bày chính xác khoa học trên vòng quay.</w:t>
+        <w:t>Vòng quay giải tỏa cảm xúc 3 tầng hoàn chỉnh, ghi thông tin y khoa chính xác.</w:t>
       </w:r>
     </w:p>
     <w:p>
@@ -1892,7 +1462,7 @@
         <w:rPr>
           <w:b w:val="0"/>
         </w:rPr>
-        <w:t>Giúp học sinh điền chính xác thông tin triệu chứng và giải pháp điều hòa tương ứng lên 3 tầng vòng quay cảm xúc.</w:t>
+        <w:t>Điền thông tin triệu chứng và giải pháp điều hòa tương ứng lên 3 tầng vòng quay cảm xúc giấy.</w:t>
       </w:r>
     </w:p>
     <w:p>
@@ -1928,19 +1498,7 @@
         <w:rPr>
           <w:b w:val="0"/>
         </w:rPr>
-        <w:t>Trình chiếu Slide 6-10 hướng dẫn các bước chế tạo Vòng quay giải tỏa cảm xúc.</w:t>
-      </w:r>
-    </w:p>
-    <w:p>
-      <w:pPr>
-        <w:pStyle w:val="ListBullet"/>
-        <w:spacing w:after="60"/>
-      </w:pPr>
-      <w:r>
-        <w:rPr>
-          <w:b w:val="0"/>
-        </w:rPr>
-        <w:t>Yêu cầu các nhóm hoàn thành tô màu và viết thông tin cảm xúc, triệu chứng, giải pháp ứng với 3 tầng.</w:t>
+        <w:t>Trình chiếu Slide 6-10 hướng dẫn; yêu cầu tô màu và viết thông tin cảm xúc, triệu chứng, giải pháp ứng với 3 tầng.</w:t>
       </w:r>
     </w:p>
     <w:p>
@@ -1964,7 +1522,7 @@
         <w:rPr>
           <w:b w:val="0"/>
         </w:rPr>
-        <w:t>Quan sát slide hướng dẫn, nhận phiếu vòng quay giấy mẫu và chuẩn bị sẵn kéo, bút màu.</w:t>
+        <w:t>Quan sát hướng dẫn, chuẩn bị sẵn kéo, bút màu.</w:t>
       </w:r>
     </w:p>
     <w:p>
@@ -2000,7 +1558,7 @@
         <w:rPr>
           <w:b w:val="0"/>
         </w:rPr>
-        <w:t>Chuẩn bị và phân phát bản phôi in 3 tầng của vòng quay cảm xúc và ghim cánh phượng cho từng nhóm.</w:t>
+        <w:t>Phát phôi in vòng quay giấy và ghim cánh phượng cho các nhóm.</w:t>
       </w:r>
     </w:p>
     <w:p>
@@ -2024,7 +1582,7 @@
         <w:rPr>
           <w:b w:val="0"/>
         </w:rPr>
-        <w:t>Nhận và kiểm tra phôi giấy; phân công vị trí viết, vẽ trong nhóm.</w:t>
+        <w:t>Nhận phôi giấy và phân công vị trí viết, vẽ trong nhóm.</w:t>
       </w:r>
     </w:p>
     <w:p>
@@ -2036,7 +1594,7 @@
         <w:rPr>
           <w:b w:val="0"/>
         </w:rPr>
-        <w:t>Hướng dẫn:</w:t>
+        <w:t>Thực hiện:</w:t>
       </w:r>
     </w:p>
     <w:p>
@@ -2060,7 +1618,7 @@
         <w:rPr>
           <w:b w:val="0"/>
         </w:rPr>
-        <w:t>Hướng dẫn học sinh điền thông tin chính xác y khoa ứng với từng cảm xúc mạnh.</w:t>
+        <w:t>Hướng dẫn kíp trực ghi thông tin chính xác y khoa.</w:t>
       </w:r>
     </w:p>
     <w:p>
@@ -2084,67 +1642,7 @@
         <w:rPr>
           <w:b w:val="0"/>
         </w:rPr>
-        <w:t>Lắng nghe hướng dẫn điền thông tin và cách phối màu cho 4 vùng cảm xúc.</w:t>
-      </w:r>
-    </w:p>
-    <w:p>
-      <w:pPr>
-        <w:pStyle w:val="ListBullet"/>
-        <w:spacing w:after="60"/>
-      </w:pPr>
-      <w:r>
-        <w:rPr>
-          <w:b w:val="0"/>
-        </w:rPr>
-        <w:t>Thực hiện:</w:t>
-      </w:r>
-    </w:p>
-    <w:p>
-      <w:pPr>
-        <w:pStyle w:val="ListBullet2"/>
-        <w:spacing w:after="60"/>
-      </w:pPr>
-      <w:r>
-        <w:rPr>
-          <w:b w:val="0"/>
-        </w:rPr>
-        <w:t>Giáo viên:</w:t>
-      </w:r>
-    </w:p>
-    <w:p>
-      <w:pPr>
-        <w:pStyle w:val="ListBullet"/>
-        <w:spacing w:after="60"/>
-      </w:pPr>
-      <w:r>
-        <w:rPr>
-          <w:b w:val="0"/>
-        </w:rPr>
-        <w:t>Quan sát quá trình tô màu và viết thông tin của các nhóm.</w:t>
-      </w:r>
-    </w:p>
-    <w:p>
-      <w:pPr>
-        <w:pStyle w:val="ListBullet2"/>
-        <w:spacing w:after="60"/>
-      </w:pPr>
-      <w:r>
-        <w:rPr>
-          <w:b w:val="0"/>
-        </w:rPr>
-        <w:t>Học sinh:</w:t>
-      </w:r>
-    </w:p>
-    <w:p>
-      <w:pPr>
-        <w:pStyle w:val="ListBullet"/>
-        <w:spacing w:after="60"/>
-      </w:pPr>
-      <w:r>
-        <w:rPr>
-          <w:b w:val="0"/>
-        </w:rPr>
-        <w:t>Thảo luận và viết thông tin triệu chứng sinh lý, giải pháp điều hòa tương ứng lên mô hình giấy; thực hiện tô màu trang trí các phân vùng cảm xúc.</w:t>
+        <w:t>Thảo luận nhóm điền thông tin triệu chứng, giải pháp và tô màu phân vùng cảm xúc.</w:t>
       </w:r>
     </w:p>
     <w:p>
@@ -2185,7 +1683,7 @@
         <w:rPr>
           <w:b w:val="0"/>
         </w:rPr>
-        <w:t>Giúp học sinh lắp ráp hoàn thiện vòng quay cảm xúc và diễn tập sơ cứu ca bệnh học đường giả định.</w:t>
+        <w:t>Lắp ráp hoàn thiện vòng quay cảm xúc và diễn tập chẩn đoán sơ cứu ca bệnh.</w:t>
       </w:r>
     </w:p>
     <w:p>
@@ -2221,19 +1719,7 @@
         <w:rPr>
           <w:b w:val="0"/>
         </w:rPr>
-        <w:t>Trình chiếu Slide 11, yêu cầu các nhóm hoàn thành Bước 4 (cắt ráp vòng quay bằng ghim cánh phượng).</w:t>
-      </w:r>
-    </w:p>
-    <w:p>
-      <w:pPr>
-        <w:pStyle w:val="ListBullet"/>
-        <w:spacing w:after="60"/>
-      </w:pPr>
-      <w:r>
-        <w:rPr>
-          <w:b w:val="0"/>
-        </w:rPr>
-        <w:t>Yêu cầu chuẩn bị diễn tập chẩn đoán sơ cứu ca bệnh học đường bằng vòng quay giấy.</w:t>
+        <w:t>Trình chiếu Slide 11, yêu cầu nhóm cắt ráp vòng quay và chuẩn bị diễn tập chẩn đoán.</w:t>
       </w:r>
     </w:p>
     <w:p>
@@ -2257,7 +1743,7 @@
         <w:rPr>
           <w:b w:val="0"/>
         </w:rPr>
-        <w:t>Tiếp nhận yêu cầu hoàn thiện sản phẩm và chuẩn bị tham gia hoạt động diễn tập nhóm.</w:t>
+        <w:t>Nhận yêu cầu lắp ráp và chuẩn bị diễn tập.</w:t>
       </w:r>
     </w:p>
     <w:p>
@@ -2293,7 +1779,7 @@
         <w:rPr>
           <w:b w:val="0"/>
         </w:rPr>
-        <w:t>Hướng dẫn an toàn sử dụng kéo và đục lỗ tâm; hướng dẫn cách bẻ chân ghim cánh phượng phía sau để trục quay xoay trơn tru.</w:t>
+        <w:t>Hướng dẫn đục lỗ tâm và lắp ráp ghim trục xoay trơn tru.</w:t>
       </w:r>
     </w:p>
     <w:p>
@@ -2317,7 +1803,7 @@
         <w:rPr>
           <w:b w:val="0"/>
         </w:rPr>
-        <w:t>Lắng nghe kỹ thuật lắp ráp và quy tắc an toàn thủ công.</w:t>
+        <w:t>Lắng nghe kỹ thuật thủ công.</w:t>
       </w:r>
     </w:p>
     <w:p>
@@ -2353,7 +1839,7 @@
         <w:rPr>
           <w:b w:val="0"/>
         </w:rPr>
-        <w:t>Đóng vai là học sinh gặp bão cảm xúc đột ngột tại trường để thử thách kỹ năng sơ cứu của các kíp trực.</w:t>
+        <w:t>Đóng vai học sinh gặp bão cảm xúc đột ngột để học sinh sơ cứu.</w:t>
       </w:r>
     </w:p>
     <w:p>
@@ -2377,19 +1863,7 @@
         <w:rPr>
           <w:b w:val="0"/>
         </w:rPr>
-        <w:t>Tiến hành cắt rời 3 vòng tròn đồng tâm, đục lỗ ở tâm và lắp ráp ghim cánh phượng liên kết 3 tầng.</w:t>
-      </w:r>
-    </w:p>
-    <w:p>
-      <w:pPr>
-        <w:pStyle w:val="ListBullet"/>
-        <w:spacing w:after="60"/>
-      </w:pPr>
-      <w:r>
-        <w:rPr>
-          <w:b w:val="0"/>
-        </w:rPr>
-        <w:t>Tiến hành thực hành nhóm đóng vai sơ cứu ca bệnh cho nhau.</w:t>
+        <w:t>Cắt dán phôi giấy, lắp ghim cánh phượng; đóng vai nhóm để sơ cứu ca bệnh giả định.</w:t>
       </w:r>
     </w:p>
     <w:p>
@@ -2425,7 +1899,7 @@
         <w:rPr>
           <w:b w:val="0"/>
         </w:rPr>
-        <w:t>Tổ chức cho học sinh báo cáo kết quả sơ cứu cho giáo viên (nhân vật đóng vai).</w:t>
+        <w:t>Tổ chức cho học sinh báo cáo kết quả sơ cứu cho giáo viên.</w:t>
       </w:r>
     </w:p>
     <w:p>
@@ -2449,7 +1923,7 @@
         <w:rPr>
           <w:b w:val="0"/>
         </w:rPr>
-        <w:t>Sử dụng sản phẩm Vòng quay giải tỏa cảm xúc giấy của nhóm mình, xoay khớp 3 tầng để đối chiếu biểu hiện vật lý và đưa ra giải pháp sơ cứu khẩn cấp cho giáo viên.</w:t>
+        <w:t>Xoay vòng quay cảm xúc giấy, chẩn đoán biểu hiện cơ thể và đưa ra giải pháp sơ cứu khẩn cấp cho giáo viên.</w:t>
       </w:r>
     </w:p>
     <w:p>
@@ -2485,7 +1959,7 @@
         <w:rPr>
           <w:b w:val="0"/>
         </w:rPr>
-        <w:t>Nhận xét, chấm điểm sản phẩm vòng quay cảm xúc của các nhóm theo tiêu chí thẩm mỹ, thông tin y khoa chính xác và khả năng xoay trơn tru của trục quay. Khen ngợi các kíp trực xuất sắc.</w:t>
+        <w:t>Chấm điểm sản phẩm vòng quay cảm xúc của các nhóm.</w:t>
       </w:r>
     </w:p>
     <w:p>
@@ -2509,7 +1983,7 @@
         <w:rPr>
           <w:b w:val="0"/>
         </w:rPr>
-        <w:t>Thu dọn dụng cụ làm thủ công, làm sạch không gian lớp học.</w:t>
+        <w:t>Thu dọn dụng cụ thủ công.</w:t>
       </w:r>
     </w:p>
     <w:p>
@@ -2562,19 +2036,7 @@
         <w:rPr>
           <w:b w:val="0"/>
         </w:rPr>
-        <w:t>Học sinh tự phản tư về hành trình chế tạo vòng quay và đúc kết bài học điều hòa cảm xúc cộng đồng.</w:t>
-      </w:r>
-    </w:p>
-    <w:p>
-      <w:pPr>
-        <w:pStyle w:val="ListBullet"/>
-        <w:spacing w:after="60"/>
-      </w:pPr>
-      <w:r>
-        <w:rPr>
-          <w:b w:val="0"/>
-        </w:rPr>
-        <w:t>Học sinh cam kết lan tỏa kiến thức và thói quen sơ cứu cảm xúc lành mạnh trong trường học.</w:t>
+        <w:t>Phản tư về hành trình chế tạo; cam kết lan tỏa thói quen điều hòa cảm xúc trong trường học.</w:t>
       </w:r>
     </w:p>
     <w:p>
@@ -2597,19 +2059,7 @@
         <w:rPr>
           <w:b w:val="0"/>
         </w:rPr>
-        <w:t>Học sinh viết phản tư cá nhân về hoạt động chế tạo.</w:t>
-      </w:r>
-    </w:p>
-    <w:p>
-      <w:pPr>
-        <w:pStyle w:val="ListBullet"/>
-        <w:spacing w:after="60"/>
-      </w:pPr>
-      <w:r>
-        <w:rPr>
-          <w:b w:val="0"/>
-        </w:rPr>
-        <w:t>Học sinh ký cam kết và đăng ký nhận Giấy chứng nhận vinh danh.</w:t>
+        <w:t>Học sinh viết phản tư cá nhân và nhận Giấy chứng nhận vinh danh.</w:t>
       </w:r>
     </w:p>
     <w:p>
@@ -2632,19 +2082,7 @@
         <w:rPr>
           <w:b w:val="0"/>
         </w:rPr>
-        <w:t>Phiếu phản tư cá nhân hoàn thành đầy đủ.</w:t>
-      </w:r>
-    </w:p>
-    <w:p>
-      <w:pPr>
-        <w:pStyle w:val="ListBullet"/>
-        <w:spacing w:after="60"/>
-      </w:pPr>
-      <w:r>
-        <w:rPr>
-          <w:b w:val="0"/>
-        </w:rPr>
-        <w:t>Giấy chứng nhận Đại sứ Sức khỏe Cộng đồng xuất sắc được vinh danh trên slide.</w:t>
+        <w:t>Phiếu phản tư cá nhân hoàn thành; Giấy chứng nhận Đại sứ được ghi nhận trên slide.</w:t>
       </w:r>
     </w:p>
     <w:p>
@@ -2696,7 +2134,7 @@
         <w:rPr>
           <w:b w:val="0"/>
         </w:rPr>
-        <w:t>Giúp học sinh tự phản tư và tự đánh giá bài học kinh nghiệm thu hoạch được sau chiến dịch cộng đồng.</w:t>
+        <w:t>Tự phản tư bài học thu hoạch được sau chiến dịch cộng đồng.</w:t>
       </w:r>
     </w:p>
     <w:p>
@@ -2732,7 +2170,7 @@
         <w:rPr>
           <w:b w:val="0"/>
         </w:rPr>
-        <w:t>Trình chiếu Slide 12, yêu cầu học sinh viết phản tư hành trình chế tạo vòng quay cảm xúc và phát phiếu phản tư giấy.</w:t>
+        <w:t>Trình chiếu Slide 12, phát phiếu phản tư giấy; yêu cầu viết phản tư quá trình chế tạo.</w:t>
       </w:r>
     </w:p>
     <w:p>
@@ -2756,7 +2194,7 @@
         <w:rPr>
           <w:b w:val="0"/>
         </w:rPr>
-        <w:t>Nhận phiếu phản tư và chuẩn bị làm bài viết phản tư cá nhân.</w:t>
+        <w:t>Nhận phiếu phản tư.</w:t>
       </w:r>
     </w:p>
     <w:p>
@@ -2792,7 +2230,7 @@
         <w:rPr>
           <w:b w:val="0"/>
         </w:rPr>
-        <w:t>Hướng dẫn học sinh hoàn thiện phiếu phản tư cá nhân.</w:t>
+        <w:t>Hướng dẫn học sinh viết phản tư.</w:t>
       </w:r>
     </w:p>
     <w:p>
@@ -2816,7 +2254,7 @@
         <w:rPr>
           <w:b w:val="0"/>
         </w:rPr>
-        <w:t>Viết phản tư cá nhân vào phiếu giấy.</w:t>
+        <w:t>Hoàn thành bài viết phản tư cá nhân vào phiếu.</w:t>
       </w:r>
     </w:p>
     <w:p>
@@ -2852,7 +2290,7 @@
         <w:rPr>
           <w:b w:val="0"/>
         </w:rPr>
-        <w:t>Tổ chức cho đại diện học sinh chia sẻ ngắn gọn về cảm nhận sau khi chế tạo vòng quay cảm xúc cộng đồng.</w:t>
+        <w:t>Yêu cầu đại diện chia sẻ ngắn cảm nhận.</w:t>
       </w:r>
     </w:p>
     <w:p>
@@ -2876,7 +2314,7 @@
         <w:rPr>
           <w:b w:val="0"/>
         </w:rPr>
-        <w:t>Phát biểu cảm nhận cá nhân trước lớp.</w:t>
+        <w:t>Phát biểu cảm nhận cá nhân.</w:t>
       </w:r>
     </w:p>
     <w:p>
@@ -2917,7 +2355,7 @@
         <w:rPr>
           <w:b w:val="0"/>
         </w:rPr>
-        <w:t>Giúp học sinh cam kết lan tỏa thói quen sơ cứu cảm xúc và vinh danh những nỗ lực y đức.</w:t>
+        <w:t>Cam kết lan tỏa thói quen sơ cứu và vinh danh những nỗ lực y đức.</w:t>
       </w:r>
     </w:p>
     <w:p>
@@ -2953,7 +2391,7 @@
         <w:rPr>
           <w:b w:val="0"/>
         </w:rPr>
-        <w:t>Trình chiếu Slide 13-14, hướng dẫn các nhóm ký cam kết hành động lan tỏa cẩm nang sơ cứu cảm xúc cho học sinh các lớp khác trong trường; hướng dẫn đăng ký nhận Giấy chứng nhận vinh danh.</w:t>
+        <w:t>Trình chiếu Slide 13-14, hướng dẫn ký cam kết lan tỏa; đăng ký nhận Giấy chứng nhận vinh danh.</w:t>
       </w:r>
     </w:p>
     <w:p>
@@ -2977,7 +2415,7 @@
         <w:rPr>
           <w:b w:val="0"/>
         </w:rPr>
-        <w:t>Tiếp nhận yêu cầu cam kết và vinh danh.</w:t>
+        <w:t>Nhận yêu cầu cam kết và vinh danh.</w:t>
       </w:r>
     </w:p>
     <w:p>
@@ -3013,7 +2451,7 @@
         <w:rPr>
           <w:b w:val="0"/>
         </w:rPr>
-        <w:t>Quan sát quá trình cam kết của học sinh.</w:t>
+        <w:t>Theo dõi và kích hoạt hiệu ứng pháo hoa Confetti chúc mừng vinh danh.</w:t>
       </w:r>
     </w:p>
     <w:p>
@@ -3037,79 +2475,7 @@
         <w:rPr>
           <w:b w:val="0"/>
         </w:rPr>
-        <w:t>Kíp trực ký tên cam kết và nhập tên nhóm nhận Giấy chứng nhận ảo trên thiết bị.</w:t>
-      </w:r>
-    </w:p>
-    <w:p>
-      <w:pPr>
-        <w:pStyle w:val="ListBullet"/>
-        <w:spacing w:after="60"/>
-      </w:pPr>
-      <w:r>
-        <w:rPr>
-          <w:b w:val="0"/>
-        </w:rPr>
-        <w:t>Kết luận:</w:t>
-      </w:r>
-    </w:p>
-    <w:p>
-      <w:pPr>
-        <w:pStyle w:val="ListBullet2"/>
-        <w:spacing w:after="60"/>
-      </w:pPr>
-      <w:r>
-        <w:rPr>
-          <w:b w:val="0"/>
-        </w:rPr>
-        <w:t>Giáo viên:</w:t>
-      </w:r>
-    </w:p>
-    <w:p>
-      <w:pPr>
-        <w:pStyle w:val="ListBullet"/>
-        <w:spacing w:after="60"/>
-      </w:pPr>
-      <w:r>
-        <w:rPr>
-          <w:b w:val="0"/>
-        </w:rPr>
-        <w:t>Nhận xét tinh thần học tập của tiết học; kích hoạt hiệu ứng pháo hoa Confetti động và tiếng nhạc chúc mừng vinh danh trên slide để trao danh hiệu Đại sứ Sức khỏe Cộng đồng cho các nhóm.</w:t>
-      </w:r>
-    </w:p>
-    <w:p>
-      <w:pPr>
-        <w:pStyle w:val="ListBullet"/>
-        <w:spacing w:after="60"/>
-      </w:pPr>
-      <w:r>
-        <w:rPr>
-          <w:b w:val="0"/>
-        </w:rPr>
-        <w:t>Giao nhiệm vụ về nhà: Các nhóm mang vòng quay cảm xúc giấy về nhà sử dụng khi gặp tình huống thực tế và ghi nhật ký phản tư.</w:t>
-      </w:r>
-    </w:p>
-    <w:p>
-      <w:pPr>
-        <w:pStyle w:val="ListBullet2"/>
-        <w:spacing w:after="60"/>
-      </w:pPr>
-      <w:r>
-        <w:rPr>
-          <w:b w:val="0"/>
-        </w:rPr>
-        <w:t>Học sinh:</w:t>
-      </w:r>
-    </w:p>
-    <w:p>
-      <w:pPr>
-        <w:pStyle w:val="ListBullet"/>
-        <w:spacing w:after="60"/>
-      </w:pPr>
-      <w:r>
-        <w:rPr>
-          <w:b w:val="0"/>
-        </w:rPr>
-        <w:t>Nhận vinh danh, lắng nghe nhiệm vụ về nhà và kết thúc tiết học.</w:t>
+        <w:t>Ký tên cam kết và nhập tên nhóm nhận Giấy chứng nhận ảo trên thiết bị; nhận nhiệm vụ mang vòng quay cảm xúc về nhà sử dụng.</w:t>
       </w:r>
     </w:p>
     <w:p>
